--- a/08_Recruiting_&_Internships/34_GT_Workstream_Page_3_AutoCAD_Civil_3D_Bioengineering_Structures_Design.docx
+++ b/08_Recruiting_&_Internships/34_GT_Workstream_Page_3_AutoCAD_Civil_3D_Bioengineering_Structures_Design.docx
@@ -844,7 +844,7 @@
         <w:rPr>
           <w:b/>
         </w:rPr>
-        <w:t>$1,500\text{ lbs}$ of mechanical cable-anchors</w:t>
+        <w:t>1,500 lbs of mechanical cable-anchors</w:t>
       </w:r>
       <w:r>
         <w:t xml:space="preserve"> (epoxied into bedrock or secured using concrete/rock deadman anchors in the bank) to satisfy the </w:t>
